--- a/livrable1.docx
+++ b/livrable1.docx
@@ -23,6 +23,10 @@
         <w:pStyle w:val="Titre2"/>
       </w:pPr>
       <w:r>
+        <w:rPr>
+          <w:b/>
+          <w:bCs/>
+        </w:rPr>
         <w:t>Équipe :</w:t>
       </w:r>
       <w:r>
@@ -37,10 +41,17 @@
         <w:pStyle w:val="Titre2"/>
       </w:pPr>
       <w:r>
+        <w:rPr>
+          <w:b/>
+          <w:bCs/>
+        </w:rPr>
         <w:t>Date :</w:t>
       </w:r>
       <w:r>
-        <w:t xml:space="preserve"> 2026-04-24</w:t>
+        <w:t xml:space="preserve"> </w:t>
+      </w:r>
+      <w:r>
+        <w:t>24 avril 2026</w:t>
       </w:r>
     </w:p>
     <w:p>
@@ -48,6 +59,10 @@
         <w:pStyle w:val="Titre2"/>
       </w:pPr>
       <w:r>
+        <w:rPr>
+          <w:b/>
+          <w:bCs/>
+        </w:rPr>
         <w:t>Cours :</w:t>
       </w:r>
       <w:r>
@@ -91,7 +106,23 @@
         <w:jc w:val="both"/>
       </w:pPr>
       <w:r>
-        <w:t>Le jeu commence par l'apparition d'un ou plusieurs points clignotants a des positions aléatoires (le nombre correspond au niveau), que le joueur doit retrouver en les dirigeant depuis le centre de la matrice vers leur emplacement précédent. L'interface utilisateur comprend des boutons pour démarrer, réinitialiser et terminer la partie. Aussi, il affiche l'état du jeu, le score, et un paramètre de difficulté. Un bouton physique permet d'afficher un dessin enregistré, puis un autre enregistre un dessin à la fois. Si, j'ai le temps, un second mode de jeu, inspiré du "memory leap frog", est également prévu.</w:t>
+        <w:t xml:space="preserve">Le jeu commence par l'apparition d'un ou plusieurs points clignotants a des positions aléatoires (le nombre correspond au niveau), que le joueur doit retrouver en les dirigeant depuis le centre de la matrice vers leur emplacement précédent. L'interface utilisateur comprend des boutons pour démarrer, réinitialiser et terminer la partie. Aussi, il affiche l'état du jeu, le score, et un paramètre de difficulté. Un bouton physique permet d'afficher un dessin enregistré, puis un autre enregistre un dessin à la fois. Si, j'ai le temps, un second mode de jeu, inspiré du "memory </w:t>
+      </w:r>
+      <w:proofErr w:type="spellStart"/>
+      <w:r>
+        <w:t>leap</w:t>
+      </w:r>
+      <w:proofErr w:type="spellEnd"/>
+      <w:r>
+        <w:t xml:space="preserve"> </w:t>
+      </w:r>
+      <w:proofErr w:type="spellStart"/>
+      <w:r>
+        <w:t>frog</w:t>
+      </w:r>
+      <w:proofErr w:type="spellEnd"/>
+      <w:r>
+        <w:t>", est également prévu.</w:t>
       </w:r>
     </w:p>
     <w:p>
@@ -132,53 +163,31 @@
           <w:i/>
           <w:iCs/>
         </w:rPr>
-        <w:t>'Netw</w:t>
-      </w:r>
+        <w:t>'</w:t>
+      </w:r>
+      <w:proofErr w:type="spellStart"/>
       <w:r>
         <w:rPr>
           <w:i/>
           <w:iCs/>
         </w:rPr>
-        <w:t>o</w:t>
+        <w:t>Netw</w:t>
       </w:r>
       <w:r>
         <w:rPr>
           <w:i/>
           <w:iCs/>
         </w:rPr>
-        <w:t>rkManager'</w:t>
-      </w:r>
-      <w:r>
-        <w:t xml:space="preserve"> et </w:t>
+        <w:t>o</w:t>
       </w:r>
       <w:r>
         <w:rPr>
           <w:i/>
           <w:iCs/>
         </w:rPr>
-        <w:t>'dnsmasq.d'</w:t>
-      </w:r>
-      <w:r>
-        <w:t>. Ensuite, l'interface sera un développer avec les langages de programmation suivante : HTML, CSS et Javascript.</w:t>
-      </w:r>
-      <w:r>
-        <w:t xml:space="preserve"> </w:t>
-      </w:r>
-      <w:r>
-        <w:t>Puis, le service de communication utilis</w:t>
-      </w:r>
-      <w:r>
-        <w:t>é</w:t>
-      </w:r>
-      <w:r>
-        <w:t xml:space="preserve"> sera HTTP REST, parce qu'il facilitera l'échange de donnée entre l</w:t>
-      </w:r>
-      <w:r>
-        <w:t>’interface web et le</w:t>
-      </w:r>
-      <w:r>
-        <w:t xml:space="preserve"> </w:t>
-      </w:r>
+        <w:t>rkManager</w:t>
+      </w:r>
+      <w:proofErr w:type="spellEnd"/>
       <w:r>
         <w:rPr>
           <w:i/>
@@ -187,38 +196,134 @@
         <w:t>'</w:t>
       </w:r>
       <w:r>
+        <w:t xml:space="preserve"> et </w:t>
+      </w:r>
+      <w:r>
         <w:rPr>
           <w:i/>
           <w:iCs/>
         </w:rPr>
-        <w:t>backend</w:t>
-      </w:r>
+        <w:t>'</w:t>
+      </w:r>
+      <w:proofErr w:type="spellStart"/>
+      <w:proofErr w:type="gramStart"/>
       <w:r>
         <w:rPr>
           <w:i/>
           <w:iCs/>
         </w:rPr>
-        <w:t>'</w:t>
-      </w:r>
-      <w:r>
-        <w:t xml:space="preserve">. Finalement, le lancement des scripts sera effectué en tant que service </w:t>
-      </w:r>
+        <w:t>dnsmasq.d</w:t>
+      </w:r>
+      <w:proofErr w:type="spellEnd"/>
+      <w:proofErr w:type="gramEnd"/>
       <w:r>
         <w:rPr>
           <w:i/>
           <w:iCs/>
         </w:rPr>
-        <w:t>'systemd'</w:t>
-      </w:r>
-      <w:r>
-        <w:t xml:space="preserve"> de type </w:t>
+        <w:t>'</w:t>
+      </w:r>
+      <w:r>
+        <w:t>. Ensuite, l'interface sera un développer avec les langages de programmation suivante : HTML, CSS et Javascript.</w:t>
+      </w:r>
+      <w:r>
+        <w:t xml:space="preserve"> </w:t>
+      </w:r>
+      <w:r>
+        <w:t>Puis, le service de communication utilis</w:t>
+      </w:r>
+      <w:r>
+        <w:t>é</w:t>
+      </w:r>
+      <w:r>
+        <w:t xml:space="preserve"> sera HTTP REST, parce qu'il facilitera </w:t>
+      </w:r>
+      <w:proofErr w:type="gramStart"/>
+      <w:r>
+        <w:t>l'échange</w:t>
+      </w:r>
+      <w:proofErr w:type="gramEnd"/>
+      <w:r>
+        <w:t xml:space="preserve"> de donnée entre l</w:t>
+      </w:r>
+      <w:r>
+        <w:t>’interface web et le</w:t>
+      </w:r>
+      <w:r>
+        <w:t xml:space="preserve"> </w:t>
       </w:r>
       <w:r>
         <w:rPr>
           <w:i/>
           <w:iCs/>
         </w:rPr>
-        <w:t>'oneshot'</w:t>
+        <w:t>'</w:t>
+      </w:r>
+      <w:r>
+        <w:rPr>
+          <w:i/>
+          <w:iCs/>
+        </w:rPr>
+        <w:t>backend</w:t>
+      </w:r>
+      <w:r>
+        <w:rPr>
+          <w:i/>
+          <w:iCs/>
+        </w:rPr>
+        <w:t>'</w:t>
+      </w:r>
+      <w:r>
+        <w:t xml:space="preserve">. Finalement, le lancement des scripts sera effectué en tant que service </w:t>
+      </w:r>
+      <w:r>
+        <w:rPr>
+          <w:i/>
+          <w:iCs/>
+        </w:rPr>
+        <w:t>'</w:t>
+      </w:r>
+      <w:proofErr w:type="spellStart"/>
+      <w:r>
+        <w:rPr>
+          <w:i/>
+          <w:iCs/>
+        </w:rPr>
+        <w:t>systemd</w:t>
+      </w:r>
+      <w:proofErr w:type="spellEnd"/>
+      <w:r>
+        <w:rPr>
+          <w:i/>
+          <w:iCs/>
+        </w:rPr>
+        <w:t>'</w:t>
+      </w:r>
+      <w:r>
+        <w:t xml:space="preserve"> de type </w:t>
+      </w:r>
+      <w:r>
+        <w:rPr>
+          <w:i/>
+          <w:iCs/>
+        </w:rPr>
+        <w:t>'</w:t>
+      </w:r>
+      <w:proofErr w:type="spellStart"/>
+      <w:r>
+        <w:rPr>
+          <w:i/>
+          <w:iCs/>
+        </w:rPr>
+        <w:t>oneshot</w:t>
+      </w:r>
+      <w:proofErr w:type="spellEnd"/>
+      <w:r>
+        <w:rPr>
+          <w:i/>
+          <w:iCs/>
+        </w:rPr>
+        <w:t>'</w:t>
       </w:r>
       <w:r>
         <w:t>.</w:t>
